--- a/docs/casos/word/CASO-003-caso-clinico.docx
+++ b/docs/casos/word/CASO-003-caso-clinico.docx
@@ -323,7 +323,7 @@
           </w:tcPr>
           <w:p>
             <w:r>
-              <w:t xml:space="preserve">1.2</w:t>
+              <w:t xml:space="preserve">1.3</w:t>
             </w:r>
           </w:p>
         </w:tc>
@@ -5558,6 +5558,118 @@
           </w:p>
         </w:tc>
       </w:tr>
+      <w:tr>
+        <w:tc>
+          <w:tcPr>
+            <w:tcW w:type="dxa" w:w="786"/>
+            <w:tcBorders>
+              <w:top w:val="single" w:color="D8D8CF" w:sz="4"/>
+              <w:left w:val="single" w:color="D8D8CF" w:sz="4"/>
+              <w:bottom w:val="single" w:color="D8D8CF" w:sz="4"/>
+              <w:right w:val="single" w:color="D8D8CF" w:sz="4"/>
+            </w:tcBorders>
+            <w:tcMar>
+              <w:top w:type="dxa" w:w="80"/>
+              <w:left w:type="dxa" w:w="100"/>
+              <w:bottom w:type="dxa" w:w="80"/>
+              <w:right w:type="dxa" w:w="100"/>
+            </w:tcMar>
+          </w:tcPr>
+          <w:p>
+            <w:r>
+              <w:t xml:space="preserve">R10</w:t>
+            </w:r>
+          </w:p>
+        </w:tc>
+        <w:tc>
+          <w:tcPr>
+            <w:tcW w:type="dxa" w:w="983"/>
+            <w:tcBorders>
+              <w:top w:val="single" w:color="D8D8CF" w:sz="4"/>
+              <w:left w:val="single" w:color="D8D8CF" w:sz="4"/>
+              <w:bottom w:val="single" w:color="D8D8CF" w:sz="4"/>
+              <w:right w:val="single" w:color="D8D8CF" w:sz="4"/>
+            </w:tcBorders>
+            <w:tcMar>
+              <w:top w:type="dxa" w:w="80"/>
+              <w:left w:type="dxa" w:w="100"/>
+              <w:bottom w:type="dxa" w:w="80"/>
+              <w:right w:type="dxa" w:w="100"/>
+            </w:tcMar>
+          </w:tcPr>
+          <w:p>
+            <w:r>
+              <w:t xml:space="preserve">M3-ALT</w:t>
+            </w:r>
+          </w:p>
+        </w:tc>
+        <w:tc>
+          <w:tcPr>
+            <w:tcW w:type="dxa" w:w="2950"/>
+            <w:tcBorders>
+              <w:top w:val="single" w:color="D8D8CF" w:sz="4"/>
+              <w:left w:val="single" w:color="D8D8CF" w:sz="4"/>
+              <w:bottom w:val="single" w:color="D8D8CF" w:sz="4"/>
+              <w:right w:val="single" w:color="D8D8CF" w:sz="4"/>
+            </w:tcBorders>
+            <w:tcMar>
+              <w:top w:type="dxa" w:w="80"/>
+              <w:left w:type="dxa" w:w="100"/>
+              <w:bottom w:type="dxa" w:w="80"/>
+              <w:right w:type="dxa" w:w="100"/>
+            </w:tcMar>
+          </w:tcPr>
+          <w:p>
+            <w:r>
+              <w:t xml:space="preserve">Faz anastomose primária em paciente em choque com peritonite fecal.</w:t>
+            </w:r>
+          </w:p>
+        </w:tc>
+        <w:tc>
+          <w:tcPr>
+            <w:tcW w:type="dxa" w:w="2950"/>
+            <w:tcBorders>
+              <w:top w:val="single" w:color="D8D8CF" w:sz="4"/>
+              <w:left w:val="single" w:color="D8D8CF" w:sz="4"/>
+              <w:bottom w:val="single" w:color="D8D8CF" w:sz="4"/>
+              <w:right w:val="single" w:color="D8D8CF" w:sz="4"/>
+            </w:tcBorders>
+            <w:tcMar>
+              <w:top w:type="dxa" w:w="80"/>
+              <w:left w:type="dxa" w:w="100"/>
+              <w:bottom w:type="dxa" w:w="80"/>
+              <w:right w:type="dxa" w:w="100"/>
+            </w:tcMar>
+          </w:tcPr>
+          <w:p>
+            <w:r>
+              <w:t xml:space="preserve">A anastomose é feita em paciente com pressão de 84 x 50 mmHg, lactato de 5,6 mmol/L e peritonite fecal difusa.</w:t>
+            </w:r>
+          </w:p>
+        </w:tc>
+        <w:tc>
+          <w:tcPr>
+            <w:tcW w:type="dxa" w:w="1969"/>
+            <w:tcBorders>
+              <w:top w:val="single" w:color="D8D8CF" w:sz="4"/>
+              <w:left w:val="single" w:color="D8D8CF" w:sz="4"/>
+              <w:bottom w:val="single" w:color="D8D8CF" w:sz="4"/>
+              <w:right w:val="single" w:color="D8D8CF" w:sz="4"/>
+            </w:tcBorders>
+            <w:tcMar>
+              <w:top w:type="dxa" w:w="80"/>
+              <w:left w:type="dxa" w:w="100"/>
+              <w:bottom w:type="dxa" w:w="80"/>
+              <w:right w:type="dxa" w:w="100"/>
+            </w:tcMar>
+          </w:tcPr>
+          <w:p>
+            <w:r>
+              <w:t xml:space="preserve">Desfecho D7 (grave)</w:t>
+            </w:r>
+          </w:p>
+        </w:tc>
+      </w:tr>
     </w:tbl>
     <w:p>
       <w:pPr>
@@ -6074,6 +6186,74 @@
           <w:p>
             <w:r>
               <w:t xml:space="preserve">Boa recuperação cirúrgica, mas alta sem encaminhamento: a paciente só chega à oncologia quatro meses depois, com atraso no tratamento adjuvante.</w:t>
+            </w:r>
+          </w:p>
+        </w:tc>
+      </w:tr>
+      <w:tr>
+        <w:tc>
+          <w:tcPr>
+            <w:tcW w:type="dxa" w:w="1376"/>
+            <w:tcBorders>
+              <w:top w:val="single" w:color="D8D8CF" w:sz="4"/>
+              <w:left w:val="single" w:color="D8D8CF" w:sz="4"/>
+              <w:bottom w:val="single" w:color="D8D8CF" w:sz="4"/>
+              <w:right w:val="single" w:color="D8D8CF" w:sz="4"/>
+            </w:tcBorders>
+            <w:tcMar>
+              <w:top w:type="dxa" w:w="80"/>
+              <w:left w:type="dxa" w:w="100"/>
+              <w:bottom w:type="dxa" w:w="80"/>
+              <w:right w:type="dxa" w:w="100"/>
+            </w:tcMar>
+          </w:tcPr>
+          <w:p>
+            <w:r>
+              <w:t xml:space="preserve">D7</w:t>
+            </w:r>
+          </w:p>
+        </w:tc>
+        <w:tc>
+          <w:tcPr>
+            <w:tcW w:type="dxa" w:w="1376"/>
+            <w:tcBorders>
+              <w:top w:val="single" w:color="D8D8CF" w:sz="4"/>
+              <w:left w:val="single" w:color="D8D8CF" w:sz="4"/>
+              <w:bottom w:val="single" w:color="D8D8CF" w:sz="4"/>
+              <w:right w:val="single" w:color="D8D8CF" w:sz="4"/>
+            </w:tcBorders>
+            <w:tcMar>
+              <w:top w:type="dxa" w:w="80"/>
+              <w:left w:type="dxa" w:w="100"/>
+              <w:bottom w:type="dxa" w:w="80"/>
+              <w:right w:type="dxa" w:w="100"/>
+            </w:tcMar>
+          </w:tcPr>
+          <w:p>
+            <w:r>
+              <w:t xml:space="preserve">grave</w:t>
+            </w:r>
+          </w:p>
+        </w:tc>
+        <w:tc>
+          <w:tcPr>
+            <w:tcW w:type="dxa" w:w="6886"/>
+            <w:tcBorders>
+              <w:top w:val="single" w:color="D8D8CF" w:sz="4"/>
+              <w:left w:val="single" w:color="D8D8CF" w:sz="4"/>
+              <w:bottom w:val="single" w:color="D8D8CF" w:sz="4"/>
+              <w:right w:val="single" w:color="D8D8CF" w:sz="4"/>
+            </w:tcBorders>
+            <w:tcMar>
+              <w:top w:type="dxa" w:w="80"/>
+              <w:left w:type="dxa" w:w="100"/>
+              <w:bottom w:type="dxa" w:w="80"/>
+              <w:right w:type="dxa" w:w="100"/>
+            </w:tcMar>
+          </w:tcPr>
+          <w:p>
+            <w:r>
+              <w:t xml:space="preserve">Óbito. A anastomose feita em choque, com peritonite fecal, abre no quarto dia de pós-operatório. A paciente evolui com nova peritonite, choque séptico refratário e falência de múltiplos órgãos, e morre na UTI.</w:t>
             </w:r>
           </w:p>
         </w:tc>
@@ -6478,7 +6658,7 @@
           </w:tcPr>
           <w:p>
             <w:r>
-              <w:t xml:space="preserve">Série de cortes</w:t>
+              <w:t xml:space="preserve">Imagem única</w:t>
             </w:r>
           </w:p>
         </w:tc>
